--- a/Capitulo_07/Cap07_Politica_Gestion_Servidores_v1_0.docx
+++ b/Capitulo_07/Cap07_Politica_Gestion_Servidores_v1_0.docx
@@ -16,7 +16,55 @@
           <w:sz w:val="18"/>
           <w:szCs w:val="18"/>
         </w:rPr>
-        <w:t>Ciberprotección para PyMES  ·  Capítulo 7 — Servidores  ·  Política de Gestión de Servidores</w:t>
+        <w:t xml:space="preserve">Ciberprotección para </w:t>
+      </w:r>
+      <w:proofErr w:type="gramStart"/>
+      <w:r>
+        <w:rPr>
+          <w:rFonts w:ascii="Calibri" w:eastAsia="Calibri" w:hAnsi="Calibri" w:cs="Calibri"/>
+          <w:i/>
+          <w:iCs/>
+          <w:color w:val="666666"/>
+          <w:sz w:val="18"/>
+          <w:szCs w:val="18"/>
+        </w:rPr>
+        <w:t>PyMES  ·</w:t>
+      </w:r>
+      <w:proofErr w:type="gramEnd"/>
+      <w:r>
+        <w:rPr>
+          <w:rFonts w:ascii="Calibri" w:eastAsia="Calibri" w:hAnsi="Calibri" w:cs="Calibri"/>
+          <w:i/>
+          <w:iCs/>
+          <w:color w:val="666666"/>
+          <w:sz w:val="18"/>
+          <w:szCs w:val="18"/>
+        </w:rPr>
+        <w:t xml:space="preserve">  Capítulo 7 — </w:t>
+      </w:r>
+      <w:proofErr w:type="gramStart"/>
+      <w:r>
+        <w:rPr>
+          <w:rFonts w:ascii="Calibri" w:eastAsia="Calibri" w:hAnsi="Calibri" w:cs="Calibri"/>
+          <w:i/>
+          <w:iCs/>
+          <w:color w:val="666666"/>
+          <w:sz w:val="18"/>
+          <w:szCs w:val="18"/>
+        </w:rPr>
+        <w:t>Servidores  ·</w:t>
+      </w:r>
+      <w:proofErr w:type="gramEnd"/>
+      <w:r>
+        <w:rPr>
+          <w:rFonts w:ascii="Calibri" w:eastAsia="Calibri" w:hAnsi="Calibri" w:cs="Calibri"/>
+          <w:i/>
+          <w:iCs/>
+          <w:color w:val="666666"/>
+          <w:sz w:val="18"/>
+          <w:szCs w:val="18"/>
+        </w:rPr>
+        <w:t xml:space="preserve">  Política de Gestión de Servidores</w:t>
       </w:r>
     </w:p>
     <w:p>
@@ -739,8 +787,17 @@
                 <w:rFonts w:ascii="Calibri" w:eastAsia="Calibri" w:hAnsi="Calibri" w:cs="Calibri"/>
                 <w:color w:val="333333"/>
               </w:rPr>
-              <w:t>Gerente General / Director</w:t>
-            </w:r>
+              <w:t xml:space="preserve">Gerente General / </w:t>
+            </w:r>
+            <w:proofErr w:type="gramStart"/>
+            <w:r>
+              <w:rPr>
+                <w:rFonts w:ascii="Calibri" w:eastAsia="Calibri" w:hAnsi="Calibri" w:cs="Calibri"/>
+                <w:color w:val="333333"/>
+              </w:rPr>
+              <w:t>Director</w:t>
+            </w:r>
+            <w:proofErr w:type="gramEnd"/>
           </w:p>
         </w:tc>
         <w:tc>
@@ -830,7 +887,27 @@
           <w:sz w:val="22"/>
           <w:szCs w:val="22"/>
         </w:rPr>
-        <w:t>Esta política aplica a todos los servidores bajo gestión de la organización, incluyendo servidores físicos, virtualizados, en la nube y appliances, independientemente del sistema operativo, el entorno de despliegue o el proveedor de infraestructura utilizado.</w:t>
+        <w:t xml:space="preserve">Esta política aplica a todos los servidores bajo gestión de la organización, incluyendo servidores físicos, virtualizados, en la nube y </w:t>
+      </w:r>
+      <w:proofErr w:type="spellStart"/>
+      <w:r>
+        <w:rPr>
+          <w:rFonts w:ascii="Georgia" w:eastAsia="Georgia" w:hAnsi="Georgia" w:cs="Georgia"/>
+          <w:color w:val="333333"/>
+          <w:sz w:val="22"/>
+          <w:szCs w:val="22"/>
+        </w:rPr>
+        <w:t>appliances</w:t>
+      </w:r>
+      <w:proofErr w:type="spellEnd"/>
+      <w:r>
+        <w:rPr>
+          <w:rFonts w:ascii="Georgia" w:eastAsia="Georgia" w:hAnsi="Georgia" w:cs="Georgia"/>
+          <w:color w:val="333333"/>
+          <w:sz w:val="22"/>
+          <w:szCs w:val="22"/>
+        </w:rPr>
+        <w:t>, independientemente del sistema operativo, el entorno de despliegue o el proveedor de infraestructura utilizado.</w:t>
       </w:r>
     </w:p>
     <w:p/>
@@ -920,8 +997,19 @@
                 <w:bCs/>
                 <w:color w:val="1F3864"/>
               </w:rPr>
-              <w:t>Nombre / hostname</w:t>
-            </w:r>
+              <w:t xml:space="preserve">Nombre / </w:t>
+            </w:r>
+            <w:proofErr w:type="spellStart"/>
+            <w:r>
+              <w:rPr>
+                <w:rFonts w:ascii="Calibri" w:eastAsia="Calibri" w:hAnsi="Calibri" w:cs="Calibri"/>
+                <w:b/>
+                <w:bCs/>
+                <w:color w:val="1F3864"/>
+              </w:rPr>
+              <w:t>hostname</w:t>
+            </w:r>
+            <w:proofErr w:type="spellEnd"/>
           </w:p>
         </w:tc>
         <w:tc>
@@ -1474,8 +1562,19 @@
                 <w:bCs/>
                 <w:color w:val="1F3864"/>
               </w:rPr>
-              <w:t>Servidor / hostname</w:t>
-            </w:r>
+              <w:t xml:space="preserve">Servidor / </w:t>
+            </w:r>
+            <w:proofErr w:type="spellStart"/>
+            <w:r>
+              <w:rPr>
+                <w:rFonts w:ascii="Calibri" w:eastAsia="Calibri" w:hAnsi="Calibri" w:cs="Calibri"/>
+                <w:b/>
+                <w:bCs/>
+                <w:color w:val="1F3864"/>
+              </w:rPr>
+              <w:t>hostname</w:t>
+            </w:r>
+            <w:proofErr w:type="spellEnd"/>
           </w:p>
         </w:tc>
         <w:tc>
@@ -1776,7 +1875,29 @@
           <w:iCs/>
           <w:color w:val="333333"/>
         </w:rPr>
-        <w:t>El portal endoflife.date permite consultar el estado de soporte de los principales sistemas operativos y aplicaciones. Se recomienda revisarlo al menos trimestralmente y actualizarlo en el inventario.</w:t>
+        <w:t xml:space="preserve">El portal </w:t>
+      </w:r>
+      <w:proofErr w:type="spellStart"/>
+      <w:proofErr w:type="gramStart"/>
+      <w:r>
+        <w:rPr>
+          <w:rFonts w:ascii="Calibri" w:eastAsia="Calibri" w:hAnsi="Calibri" w:cs="Calibri"/>
+          <w:i/>
+          <w:iCs/>
+          <w:color w:val="333333"/>
+        </w:rPr>
+        <w:t>endoflife.date</w:t>
+      </w:r>
+      <w:proofErr w:type="spellEnd"/>
+      <w:proofErr w:type="gramEnd"/>
+      <w:r>
+        <w:rPr>
+          <w:rFonts w:ascii="Calibri" w:eastAsia="Calibri" w:hAnsi="Calibri" w:cs="Calibri"/>
+          <w:i/>
+          <w:iCs/>
+          <w:color w:val="333333"/>
+        </w:rPr>
+        <w:t xml:space="preserve"> permite consultar el estado de soporte de los principales sistemas operativos y aplicaciones. Se recomienda revisarlo al menos trimestralmente y actualizarlo en el inventario.</w:t>
       </w:r>
     </w:p>
     <w:p/>
@@ -1829,7 +1950,47 @@
           <w:sz w:val="22"/>
           <w:szCs w:val="22"/>
         </w:rPr>
-        <w:t>Está prohibido el uso de credenciales por defecto o cuentas genéricas como Administrator, admin o root sin renombrar.</w:t>
+        <w:t xml:space="preserve">Está prohibido el uso de credenciales por defecto o cuentas genéricas como </w:t>
+      </w:r>
+      <w:proofErr w:type="spellStart"/>
+      <w:r>
+        <w:rPr>
+          <w:rFonts w:ascii="Georgia" w:eastAsia="Georgia" w:hAnsi="Georgia" w:cs="Georgia"/>
+          <w:color w:val="333333"/>
+          <w:sz w:val="22"/>
+          <w:szCs w:val="22"/>
+        </w:rPr>
+        <w:t>Administrator</w:t>
+      </w:r>
+      <w:proofErr w:type="spellEnd"/>
+      <w:r>
+        <w:rPr>
+          <w:rFonts w:ascii="Georgia" w:eastAsia="Georgia" w:hAnsi="Georgia" w:cs="Georgia"/>
+          <w:color w:val="333333"/>
+          <w:sz w:val="22"/>
+          <w:szCs w:val="22"/>
+        </w:rPr>
+        <w:t xml:space="preserve">, admin o </w:t>
+      </w:r>
+      <w:proofErr w:type="spellStart"/>
+      <w:r>
+        <w:rPr>
+          <w:rFonts w:ascii="Georgia" w:eastAsia="Georgia" w:hAnsi="Georgia" w:cs="Georgia"/>
+          <w:color w:val="333333"/>
+          <w:sz w:val="22"/>
+          <w:szCs w:val="22"/>
+        </w:rPr>
+        <w:t>root</w:t>
+      </w:r>
+      <w:proofErr w:type="spellEnd"/>
+      <w:r>
+        <w:rPr>
+          <w:rFonts w:ascii="Georgia" w:eastAsia="Georgia" w:hAnsi="Georgia" w:cs="Georgia"/>
+          <w:color w:val="333333"/>
+          <w:sz w:val="22"/>
+          <w:szCs w:val="22"/>
+        </w:rPr>
+        <w:t xml:space="preserve"> sin renombrar.</w:t>
       </w:r>
     </w:p>
     <w:p>
@@ -1840,15 +2001,132 @@
           <w:numId w:val="2"/>
         </w:numPr>
         <w:spacing w:after="100"/>
-      </w:pPr>
-      <w:r>
-        <w:rPr>
-          <w:rFonts w:ascii="Georgia" w:eastAsia="Georgia" w:hAnsi="Georgia" w:cs="Georgia"/>
-          <w:color w:val="333333"/>
-          <w:sz w:val="22"/>
-          <w:szCs w:val="22"/>
-        </w:rPr>
-        <w:t>Las contraseñas deben cumplir con la política de contraseñas de la organización definida en el Capítulo 1.</w:t>
+        <w:rPr>
+          <w:rFonts w:ascii="Georgia" w:eastAsia="Georgia" w:hAnsi="Georgia" w:cs="Georgia"/>
+          <w:color w:val="333333"/>
+          <w:sz w:val="22"/>
+          <w:szCs w:val="22"/>
+        </w:rPr>
+      </w:pPr>
+      <w:r>
+        <w:rPr>
+          <w:rFonts w:ascii="Georgia" w:eastAsia="Georgia" w:hAnsi="Georgia" w:cs="Georgia"/>
+          <w:color w:val="333333"/>
+          <w:sz w:val="22"/>
+          <w:szCs w:val="22"/>
+        </w:rPr>
+        <w:t>Está p</w:t>
+      </w:r>
+      <w:r>
+        <w:rPr>
+          <w:rFonts w:ascii="Georgia" w:eastAsia="Georgia" w:hAnsi="Georgia" w:cs="Georgia"/>
+          <w:color w:val="333333"/>
+          <w:sz w:val="22"/>
+          <w:szCs w:val="22"/>
+        </w:rPr>
+        <w:t>rohib</w:t>
+      </w:r>
+      <w:r>
+        <w:rPr>
+          <w:rFonts w:ascii="Georgia" w:eastAsia="Georgia" w:hAnsi="Georgia" w:cs="Georgia"/>
+          <w:color w:val="333333"/>
+          <w:sz w:val="22"/>
+          <w:szCs w:val="22"/>
+        </w:rPr>
+        <w:t>ido</w:t>
+      </w:r>
+      <w:r>
+        <w:rPr>
+          <w:rFonts w:ascii="Georgia" w:eastAsia="Georgia" w:hAnsi="Georgia" w:cs="Georgia"/>
+          <w:color w:val="333333"/>
+          <w:sz w:val="22"/>
+          <w:szCs w:val="22"/>
+        </w:rPr>
+        <w:t xml:space="preserve"> el uso de herramientas de acceso remoto de terceros</w:t>
+      </w:r>
+      <w:r>
+        <w:rPr>
+          <w:rFonts w:ascii="Georgia" w:eastAsia="Georgia" w:hAnsi="Georgia" w:cs="Georgia"/>
+          <w:color w:val="333333"/>
+          <w:sz w:val="22"/>
+          <w:szCs w:val="22"/>
+        </w:rPr>
+        <w:t xml:space="preserve">, como </w:t>
+      </w:r>
+      <w:r>
+        <w:rPr>
+          <w:rFonts w:ascii="Georgia" w:eastAsia="Georgia" w:hAnsi="Georgia" w:cs="Georgia"/>
+          <w:i/>
+          <w:iCs/>
+          <w:color w:val="333333"/>
+          <w:sz w:val="22"/>
+          <w:szCs w:val="22"/>
+        </w:rPr>
+        <w:t>TeamViewer</w:t>
+      </w:r>
+      <w:r>
+        <w:rPr>
+          <w:rFonts w:ascii="Georgia" w:eastAsia="Georgia" w:hAnsi="Georgia" w:cs="Georgia"/>
+          <w:color w:val="333333"/>
+          <w:sz w:val="22"/>
+          <w:szCs w:val="22"/>
+        </w:rPr>
+        <w:t xml:space="preserve">, </w:t>
+      </w:r>
+      <w:proofErr w:type="spellStart"/>
+      <w:r>
+        <w:rPr>
+          <w:rFonts w:ascii="Georgia" w:eastAsia="Georgia" w:hAnsi="Georgia" w:cs="Georgia"/>
+          <w:i/>
+          <w:iCs/>
+          <w:color w:val="333333"/>
+          <w:sz w:val="22"/>
+          <w:szCs w:val="22"/>
+        </w:rPr>
+        <w:t>AnyDesk</w:t>
+      </w:r>
+      <w:proofErr w:type="spellEnd"/>
+      <w:r>
+        <w:rPr>
+          <w:rFonts w:ascii="Georgia" w:eastAsia="Georgia" w:hAnsi="Georgia" w:cs="Georgia"/>
+          <w:color w:val="333333"/>
+          <w:sz w:val="22"/>
+          <w:szCs w:val="22"/>
+        </w:rPr>
+        <w:t xml:space="preserve"> y </w:t>
+      </w:r>
+      <w:proofErr w:type="spellStart"/>
+      <w:r>
+        <w:rPr>
+          <w:rFonts w:ascii="Georgia" w:eastAsia="Georgia" w:hAnsi="Georgia" w:cs="Georgia"/>
+          <w:i/>
+          <w:iCs/>
+          <w:color w:val="333333"/>
+          <w:sz w:val="22"/>
+          <w:szCs w:val="22"/>
+        </w:rPr>
+        <w:t>LogMeIn</w:t>
+      </w:r>
+      <w:proofErr w:type="spellEnd"/>
+      <w:r>
+        <w:rPr>
+          <w:rFonts w:ascii="Georgia" w:eastAsia="Georgia" w:hAnsi="Georgia" w:cs="Georgia"/>
+          <w:i/>
+          <w:iCs/>
+          <w:color w:val="333333"/>
+          <w:sz w:val="22"/>
+          <w:szCs w:val="22"/>
+        </w:rPr>
+        <w:t xml:space="preserve">, </w:t>
+      </w:r>
+      <w:r>
+        <w:rPr>
+          <w:rFonts w:ascii="Georgia" w:eastAsia="Georgia" w:hAnsi="Georgia" w:cs="Georgia"/>
+          <w:color w:val="333333"/>
+          <w:sz w:val="22"/>
+          <w:szCs w:val="22"/>
+        </w:rPr>
+        <w:t>en servidores de producción</w:t>
       </w:r>
     </w:p>
     <w:p>
@@ -1867,7 +2145,7 @@
           <w:sz w:val="22"/>
           <w:szCs w:val="22"/>
         </w:rPr>
-        <w:t>Todo acceso administrativo debe estar protegido con autenticación multifactor (MFA) cuando la plataforma lo permita.</w:t>
+        <w:t>Las contraseñas deben cumplir con la política de contraseñas de la organización definida en el Capítulo 1.</w:t>
       </w:r>
     </w:p>
     <w:p>
@@ -1886,7 +2164,27 @@
           <w:sz w:val="22"/>
           <w:szCs w:val="22"/>
         </w:rPr>
-        <w:t>El acceso SSH en servidores Linux debe deshabilitarse para el usuario root; el acceso debe realizarse mediante usuario personal con elevación de privilegios vía sudo.</w:t>
+        <w:t xml:space="preserve">Todo acceso administrativo debe estar protegido con autenticación </w:t>
+      </w:r>
+      <w:proofErr w:type="spellStart"/>
+      <w:r>
+        <w:rPr>
+          <w:rFonts w:ascii="Georgia" w:eastAsia="Georgia" w:hAnsi="Georgia" w:cs="Georgia"/>
+          <w:color w:val="333333"/>
+          <w:sz w:val="22"/>
+          <w:szCs w:val="22"/>
+        </w:rPr>
+        <w:t>multifactor</w:t>
+      </w:r>
+      <w:proofErr w:type="spellEnd"/>
+      <w:r>
+        <w:rPr>
+          <w:rFonts w:ascii="Georgia" w:eastAsia="Georgia" w:hAnsi="Georgia" w:cs="Georgia"/>
+          <w:color w:val="333333"/>
+          <w:sz w:val="22"/>
+          <w:szCs w:val="22"/>
+        </w:rPr>
+        <w:t xml:space="preserve"> (MFA) cuando la plataforma lo permita.</w:t>
       </w:r>
     </w:p>
     <w:p>
@@ -1905,7 +2203,27 @@
           <w:sz w:val="22"/>
           <w:szCs w:val="22"/>
         </w:rPr>
-        <w:t>El acceso RDP en servidores Windows debe restringirse al puerto 3389 exclusivamente desde la subred de administración (MGMT). Queda prohibida la exposición del puerto RDP hacia Internet.</w:t>
+        <w:t xml:space="preserve">El acceso SSH en servidores Linux debe deshabilitarse para el usuario </w:t>
+      </w:r>
+      <w:proofErr w:type="spellStart"/>
+      <w:r>
+        <w:rPr>
+          <w:rFonts w:ascii="Georgia" w:eastAsia="Georgia" w:hAnsi="Georgia" w:cs="Georgia"/>
+          <w:color w:val="333333"/>
+          <w:sz w:val="22"/>
+          <w:szCs w:val="22"/>
+        </w:rPr>
+        <w:t>root</w:t>
+      </w:r>
+      <w:proofErr w:type="spellEnd"/>
+      <w:r>
+        <w:rPr>
+          <w:rFonts w:ascii="Georgia" w:eastAsia="Georgia" w:hAnsi="Georgia" w:cs="Georgia"/>
+          <w:color w:val="333333"/>
+          <w:sz w:val="22"/>
+          <w:szCs w:val="22"/>
+        </w:rPr>
+        <w:t>; el acceso debe realizarse mediante usuario personal con elevación de privilegios vía sudo.</w:t>
       </w:r>
     </w:p>
     <w:p>
@@ -1924,7 +2242,7 @@
           <w:sz w:val="22"/>
           <w:szCs w:val="22"/>
         </w:rPr>
-        <w:t>La creación, modificación o eliminación de cuentas administrativas debe quedar registrada y ser autorizada por el responsable de TI.</w:t>
+        <w:t>El acceso RDP en servidores Windows debe restringirse al puerto 3389 exclusivamente desde la subred de administración (MGMT). Queda prohibida la exposición del puerto RDP hacia Internet.</w:t>
       </w:r>
     </w:p>
     <w:p>
@@ -1943,7 +2261,7 @@
           <w:sz w:val="22"/>
           <w:szCs w:val="22"/>
         </w:rPr>
-        <w:t>El acceso de terceros (proveedores, consultores externos) debe ser temporal, limitado al alcance del servicio contratado y revocado al cierre del contrato.</w:t>
+        <w:t>La creación, modificación o eliminación de cuentas administrativas debe quedar registrada y ser autorizada por el responsable de TI.</w:t>
       </w:r>
     </w:p>
     <w:p>
@@ -1962,6 +2280,25 @@
           <w:sz w:val="22"/>
           <w:szCs w:val="22"/>
         </w:rPr>
+        <w:t>El acceso de terceros (proveedores, consultores externos) debe ser temporal, limitado al alcance del servicio contratado y revocado al cierre del contrato.</w:t>
+      </w:r>
+    </w:p>
+    <w:p>
+      <w:pPr>
+        <w:pStyle w:val="Prrafodelista"/>
+        <w:numPr>
+          <w:ilvl w:val="0"/>
+          <w:numId w:val="2"/>
+        </w:numPr>
+        <w:spacing w:after="100"/>
+      </w:pPr>
+      <w:r>
+        <w:rPr>
+          <w:rFonts w:ascii="Georgia" w:eastAsia="Georgia" w:hAnsi="Georgia" w:cs="Georgia"/>
+          <w:color w:val="333333"/>
+          <w:sz w:val="22"/>
+          <w:szCs w:val="22"/>
+        </w:rPr>
         <w:t>Las sesiones administrativas inactivas deben cerrarse automáticamente tras un período máximo de 15 minutos de inactividad.</w:t>
       </w:r>
     </w:p>
@@ -1984,6 +2321,7 @@
           <w:sz w:val="26"/>
           <w:szCs w:val="26"/>
         </w:rPr>
+        <w:lastRenderedPageBreak/>
         <w:t>5. Gestión de parches y actualizaciones</w:t>
       </w:r>
     </w:p>
@@ -1998,7 +2336,6 @@
           <w:sz w:val="22"/>
           <w:szCs w:val="22"/>
         </w:rPr>
-        <w:lastRenderedPageBreak/>
         <w:t>La aplicación oportuna de parches de seguridad es el control más efectivo para reducir la superficie de ataque de los servidores. El equipo de TI debe seguir el proceso definido a continuación para cada actualización aplicada sobre servidores en producción:</w:t>
       </w:r>
     </w:p>
@@ -2255,7 +2592,23 @@
                 <w:rFonts w:ascii="Calibri" w:eastAsia="Calibri" w:hAnsi="Calibri" w:cs="Calibri"/>
                 <w:color w:val="333333"/>
               </w:rPr>
-              <w:t>Copia bare-metal</w:t>
+              <w:t xml:space="preserve">Copia </w:t>
+            </w:r>
+            <w:proofErr w:type="spellStart"/>
+            <w:r>
+              <w:rPr>
+                <w:rFonts w:ascii="Calibri" w:eastAsia="Calibri" w:hAnsi="Calibri" w:cs="Calibri"/>
+                <w:color w:val="333333"/>
+              </w:rPr>
+              <w:t>bare</w:t>
+            </w:r>
+            <w:proofErr w:type="spellEnd"/>
+            <w:r>
+              <w:rPr>
+                <w:rFonts w:ascii="Calibri" w:eastAsia="Calibri" w:hAnsi="Calibri" w:cs="Calibri"/>
+                <w:color w:val="333333"/>
+              </w:rPr>
+              <w:t>-metal</w:t>
             </w:r>
           </w:p>
         </w:tc>
@@ -2541,7 +2894,39 @@
                 <w:rFonts w:ascii="Calibri" w:eastAsia="Calibri" w:hAnsi="Calibri" w:cs="Calibri"/>
                 <w:color w:val="333333"/>
               </w:rPr>
-              <w:t>Documentar en el sistema de tickets el parche aplicado, la versión resultante, el resultado (exitoso / fallido) y el plan de rollback ejecutado si aplicó.</w:t>
+              <w:t xml:space="preserve">Documentar en el sistema de </w:t>
+            </w:r>
+            <w:proofErr w:type="gramStart"/>
+            <w:r>
+              <w:rPr>
+                <w:rFonts w:ascii="Calibri" w:eastAsia="Calibri" w:hAnsi="Calibri" w:cs="Calibri"/>
+                <w:color w:val="333333"/>
+              </w:rPr>
+              <w:t>tickets</w:t>
+            </w:r>
+            <w:proofErr w:type="gramEnd"/>
+            <w:r>
+              <w:rPr>
+                <w:rFonts w:ascii="Calibri" w:eastAsia="Calibri" w:hAnsi="Calibri" w:cs="Calibri"/>
+                <w:color w:val="333333"/>
+              </w:rPr>
+              <w:t xml:space="preserve"> el parche aplicado, la versión resultante, el resultado (exitoso / fallido) y el plan de </w:t>
+            </w:r>
+            <w:proofErr w:type="spellStart"/>
+            <w:r>
+              <w:rPr>
+                <w:rFonts w:ascii="Calibri" w:eastAsia="Calibri" w:hAnsi="Calibri" w:cs="Calibri"/>
+                <w:color w:val="333333"/>
+              </w:rPr>
+              <w:t>rollback</w:t>
+            </w:r>
+            <w:proofErr w:type="spellEnd"/>
+            <w:r>
+              <w:rPr>
+                <w:rFonts w:ascii="Calibri" w:eastAsia="Calibri" w:hAnsi="Calibri" w:cs="Calibri"/>
+                <w:color w:val="333333"/>
+              </w:rPr>
+              <w:t xml:space="preserve"> ejecutado si aplicó.</w:t>
             </w:r>
           </w:p>
         </w:tc>
@@ -2579,7 +2964,31 @@
           <w:sz w:val="26"/>
           <w:szCs w:val="26"/>
         </w:rPr>
-        <w:t>6. Hardening y configuración base</w:t>
+        <w:t xml:space="preserve">6. </w:t>
+      </w:r>
+      <w:proofErr w:type="spellStart"/>
+      <w:r>
+        <w:rPr>
+          <w:rFonts w:ascii="Calibri" w:eastAsia="Calibri" w:hAnsi="Calibri" w:cs="Calibri"/>
+          <w:b/>
+          <w:bCs/>
+          <w:color w:val="1F3864"/>
+          <w:sz w:val="26"/>
+          <w:szCs w:val="26"/>
+        </w:rPr>
+        <w:t>Hardening</w:t>
+      </w:r>
+      <w:proofErr w:type="spellEnd"/>
+      <w:r>
+        <w:rPr>
+          <w:rFonts w:ascii="Calibri" w:eastAsia="Calibri" w:hAnsi="Calibri" w:cs="Calibri"/>
+          <w:b/>
+          <w:bCs/>
+          <w:color w:val="1F3864"/>
+          <w:sz w:val="26"/>
+          <w:szCs w:val="26"/>
+        </w:rPr>
+        <w:t xml:space="preserve"> y configuración base</w:t>
       </w:r>
     </w:p>
     <w:p>
@@ -2593,7 +3002,27 @@
           <w:sz w:val="22"/>
           <w:szCs w:val="22"/>
         </w:rPr>
-        <w:t>Todo servidor que ingrese a producción debe haber completado el proceso de hardening conforme a los estándares de configuración base aprobados por la organización antes de su puesta en marcha. Los estándares de configuración base deben incluir al menos:</w:t>
+        <w:t xml:space="preserve">Todo servidor que ingrese a producción debe haber completado el proceso de </w:t>
+      </w:r>
+      <w:proofErr w:type="spellStart"/>
+      <w:r>
+        <w:rPr>
+          <w:rFonts w:ascii="Georgia" w:eastAsia="Georgia" w:hAnsi="Georgia" w:cs="Georgia"/>
+          <w:color w:val="333333"/>
+          <w:sz w:val="22"/>
+          <w:szCs w:val="22"/>
+        </w:rPr>
+        <w:t>hardening</w:t>
+      </w:r>
+      <w:proofErr w:type="spellEnd"/>
+      <w:r>
+        <w:rPr>
+          <w:rFonts w:ascii="Georgia" w:eastAsia="Georgia" w:hAnsi="Georgia" w:cs="Georgia"/>
+          <w:color w:val="333333"/>
+          <w:sz w:val="22"/>
+          <w:szCs w:val="22"/>
+        </w:rPr>
+        <w:t xml:space="preserve"> conforme a los estándares de configuración base aprobados por la organización antes de su puesta en marcha. Los estándares de configuración base deben incluir al menos:</w:t>
       </w:r>
     </w:p>
     <w:tbl>
@@ -2790,7 +3219,23 @@
                 <w:rFonts w:ascii="Calibri" w:eastAsia="Calibri" w:hAnsi="Calibri" w:cs="Calibri"/>
                 <w:color w:val="333333"/>
               </w:rPr>
-              <w:t>SSH configurado sin acceso root directo; RDP restringido a subred MGMT; acceso protegido con MFA.</w:t>
+              <w:t xml:space="preserve">SSH configurado sin acceso </w:t>
+            </w:r>
+            <w:proofErr w:type="spellStart"/>
+            <w:r>
+              <w:rPr>
+                <w:rFonts w:ascii="Calibri" w:eastAsia="Calibri" w:hAnsi="Calibri" w:cs="Calibri"/>
+                <w:color w:val="333333"/>
+              </w:rPr>
+              <w:t>root</w:t>
+            </w:r>
+            <w:proofErr w:type="spellEnd"/>
+            <w:r>
+              <w:rPr>
+                <w:rFonts w:ascii="Calibri" w:eastAsia="Calibri" w:hAnsi="Calibri" w:cs="Calibri"/>
+                <w:color w:val="333333"/>
+              </w:rPr>
+              <w:t xml:space="preserve"> directo; RDP restringido a subred MGMT; acceso protegido con MFA.</w:t>
             </w:r>
           </w:p>
         </w:tc>
@@ -2848,7 +3293,39 @@
                 <w:rFonts w:ascii="Calibri" w:eastAsia="Calibri" w:hAnsi="Calibri" w:cs="Calibri"/>
                 <w:color w:val="333333"/>
               </w:rPr>
-              <w:t>Cuenta Administrator (Windows) renombrada; cuenta root (Linux) sin acceso directo; contraseñas únicas por servidor gestionadas con LAPS o equivalente.</w:t>
+              <w:t xml:space="preserve">Cuenta </w:t>
+            </w:r>
+            <w:proofErr w:type="spellStart"/>
+            <w:r>
+              <w:rPr>
+                <w:rFonts w:ascii="Calibri" w:eastAsia="Calibri" w:hAnsi="Calibri" w:cs="Calibri"/>
+                <w:color w:val="333333"/>
+              </w:rPr>
+              <w:t>Administrator</w:t>
+            </w:r>
+            <w:proofErr w:type="spellEnd"/>
+            <w:r>
+              <w:rPr>
+                <w:rFonts w:ascii="Calibri" w:eastAsia="Calibri" w:hAnsi="Calibri" w:cs="Calibri"/>
+                <w:color w:val="333333"/>
+              </w:rPr>
+              <w:t xml:space="preserve"> (Windows) renombrada; cuenta </w:t>
+            </w:r>
+            <w:proofErr w:type="spellStart"/>
+            <w:r>
+              <w:rPr>
+                <w:rFonts w:ascii="Calibri" w:eastAsia="Calibri" w:hAnsi="Calibri" w:cs="Calibri"/>
+                <w:color w:val="333333"/>
+              </w:rPr>
+              <w:t>root</w:t>
+            </w:r>
+            <w:proofErr w:type="spellEnd"/>
+            <w:r>
+              <w:rPr>
+                <w:rFonts w:ascii="Calibri" w:eastAsia="Calibri" w:hAnsi="Calibri" w:cs="Calibri"/>
+                <w:color w:val="333333"/>
+              </w:rPr>
+              <w:t xml:space="preserve"> (Linux) sin acceso directo; contraseñas únicas por servidor gestionadas con LAPS o equivalente.</w:t>
             </w:r>
           </w:p>
         </w:tc>
@@ -3045,8 +3522,31 @@
           <w:sz w:val="26"/>
           <w:szCs w:val="26"/>
         </w:rPr>
-        <w:lastRenderedPageBreak/>
-        <w:t>7. Copias de seguridad (bare-metal)</w:t>
+        <w:t>7. Copias de seguridad (</w:t>
+      </w:r>
+      <w:proofErr w:type="spellStart"/>
+      <w:r>
+        <w:rPr>
+          <w:rFonts w:ascii="Calibri" w:eastAsia="Calibri" w:hAnsi="Calibri" w:cs="Calibri"/>
+          <w:b/>
+          <w:bCs/>
+          <w:color w:val="1F3864"/>
+          <w:sz w:val="26"/>
+          <w:szCs w:val="26"/>
+        </w:rPr>
+        <w:t>bare</w:t>
+      </w:r>
+      <w:proofErr w:type="spellEnd"/>
+      <w:r>
+        <w:rPr>
+          <w:rFonts w:ascii="Calibri" w:eastAsia="Calibri" w:hAnsi="Calibri" w:cs="Calibri"/>
+          <w:b/>
+          <w:bCs/>
+          <w:color w:val="1F3864"/>
+          <w:sz w:val="26"/>
+          <w:szCs w:val="26"/>
+        </w:rPr>
+        <w:t>-metal)</w:t>
       </w:r>
     </w:p>
     <w:p>
@@ -3060,7 +3560,27 @@
           <w:sz w:val="22"/>
           <w:szCs w:val="22"/>
         </w:rPr>
-        <w:t>Debe ejecutarse una copia bare-metal de cada servidor en producción con la frecuencia definida en la siguiente tabla, y obligatoriamente antes de cualquier intervención planificada (parche, actualización, cambio de configuración).</w:t>
+        <w:t xml:space="preserve">Debe ejecutarse una copia </w:t>
+      </w:r>
+      <w:proofErr w:type="spellStart"/>
+      <w:r>
+        <w:rPr>
+          <w:rFonts w:ascii="Georgia" w:eastAsia="Georgia" w:hAnsi="Georgia" w:cs="Georgia"/>
+          <w:color w:val="333333"/>
+          <w:sz w:val="22"/>
+          <w:szCs w:val="22"/>
+        </w:rPr>
+        <w:t>bare</w:t>
+      </w:r>
+      <w:proofErr w:type="spellEnd"/>
+      <w:r>
+        <w:rPr>
+          <w:rFonts w:ascii="Georgia" w:eastAsia="Georgia" w:hAnsi="Georgia" w:cs="Georgia"/>
+          <w:color w:val="333333"/>
+          <w:sz w:val="22"/>
+          <w:szCs w:val="22"/>
+        </w:rPr>
+        <w:t>-metal de cada servidor en producción con la frecuencia definida en la siguiente tabla, y obligatoriamente antes de cualquier intervención planificada (parche, actualización, cambio de configuración).</w:t>
       </w:r>
     </w:p>
     <w:tbl>
@@ -3693,7 +4213,47 @@
           <w:iCs/>
           <w:color w:val="333333"/>
         </w:rPr>
-        <w:t>Una copia bare-metal no verificada no es una copia de seguridad. La verificación de restauración semestral es obligatoria y debe quedar documentada en el sistema de tickets.</w:t>
+        <w:t xml:space="preserve">Una copia </w:t>
+      </w:r>
+      <w:proofErr w:type="spellStart"/>
+      <w:r>
+        <w:rPr>
+          <w:rFonts w:ascii="Calibri" w:eastAsia="Calibri" w:hAnsi="Calibri" w:cs="Calibri"/>
+          <w:i/>
+          <w:iCs/>
+          <w:color w:val="333333"/>
+        </w:rPr>
+        <w:t>bare</w:t>
+      </w:r>
+      <w:proofErr w:type="spellEnd"/>
+      <w:r>
+        <w:rPr>
+          <w:rFonts w:ascii="Calibri" w:eastAsia="Calibri" w:hAnsi="Calibri" w:cs="Calibri"/>
+          <w:i/>
+          <w:iCs/>
+          <w:color w:val="333333"/>
+        </w:rPr>
+        <w:t xml:space="preserve">-metal no verificada no es una copia de seguridad. La verificación de restauración semestral es obligatoria y debe quedar documentada en el sistema de </w:t>
+      </w:r>
+      <w:proofErr w:type="gramStart"/>
+      <w:r>
+        <w:rPr>
+          <w:rFonts w:ascii="Calibri" w:eastAsia="Calibri" w:hAnsi="Calibri" w:cs="Calibri"/>
+          <w:i/>
+          <w:iCs/>
+          <w:color w:val="333333"/>
+        </w:rPr>
+        <w:t>tickets</w:t>
+      </w:r>
+      <w:proofErr w:type="gramEnd"/>
+      <w:r>
+        <w:rPr>
+          <w:rFonts w:ascii="Calibri" w:eastAsia="Calibri" w:hAnsi="Calibri" w:cs="Calibri"/>
+          <w:i/>
+          <w:iCs/>
+          <w:color w:val="333333"/>
+        </w:rPr>
+        <w:t>.</w:t>
       </w:r>
     </w:p>
     <w:p/>
@@ -3841,7 +4401,27 @@
           <w:sz w:val="22"/>
           <w:szCs w:val="22"/>
         </w:rPr>
-        <w:t>Verificación del estado y consistencia de las copias bare-metal más recientes.</w:t>
+        <w:t xml:space="preserve">Verificación del estado y consistencia de las copias </w:t>
+      </w:r>
+      <w:proofErr w:type="spellStart"/>
+      <w:r>
+        <w:rPr>
+          <w:rFonts w:ascii="Georgia" w:eastAsia="Georgia" w:hAnsi="Georgia" w:cs="Georgia"/>
+          <w:color w:val="333333"/>
+          <w:sz w:val="22"/>
+          <w:szCs w:val="22"/>
+        </w:rPr>
+        <w:t>bare</w:t>
+      </w:r>
+      <w:proofErr w:type="spellEnd"/>
+      <w:r>
+        <w:rPr>
+          <w:rFonts w:ascii="Georgia" w:eastAsia="Georgia" w:hAnsi="Georgia" w:cs="Georgia"/>
+          <w:color w:val="333333"/>
+          <w:sz w:val="22"/>
+          <w:szCs w:val="22"/>
+        </w:rPr>
+        <w:t>-metal más recientes.</w:t>
       </w:r>
     </w:p>
     <w:p>
@@ -3860,7 +4440,27 @@
           <w:sz w:val="22"/>
           <w:szCs w:val="22"/>
         </w:rPr>
-        <w:t>Revisión de los KRIs definidos para el dominio y actualización de sus valores en el sistema de seguimiento.</w:t>
+        <w:t xml:space="preserve">Revisión de los </w:t>
+      </w:r>
+      <w:proofErr w:type="spellStart"/>
+      <w:r>
+        <w:rPr>
+          <w:rFonts w:ascii="Georgia" w:eastAsia="Georgia" w:hAnsi="Georgia" w:cs="Georgia"/>
+          <w:color w:val="333333"/>
+          <w:sz w:val="22"/>
+          <w:szCs w:val="22"/>
+        </w:rPr>
+        <w:t>KRIs</w:t>
+      </w:r>
+      <w:proofErr w:type="spellEnd"/>
+      <w:r>
+        <w:rPr>
+          <w:rFonts w:ascii="Georgia" w:eastAsia="Georgia" w:hAnsi="Georgia" w:cs="Georgia"/>
+          <w:color w:val="333333"/>
+          <w:sz w:val="22"/>
+          <w:szCs w:val="22"/>
+        </w:rPr>
+        <w:t xml:space="preserve"> definidos para el dominio y actualización de sus valores en el sistema de seguimiento.</w:t>
       </w:r>
     </w:p>
     <w:p/>
@@ -3913,6 +4513,7 @@
           <w:sz w:val="22"/>
           <w:szCs w:val="22"/>
         </w:rPr>
+        <w:lastRenderedPageBreak/>
         <w:t>Detección de acceso no autorizado a la consola de administración (SSH, RDP, WAC).</w:t>
       </w:r>
     </w:p>
@@ -3932,8 +4533,27 @@
           <w:sz w:val="22"/>
           <w:szCs w:val="22"/>
         </w:rPr>
-        <w:lastRenderedPageBreak/>
-        <w:t>Cifrado de archivos del sistema o indisponibilidad no planificada del servidor (posible ransomware).</w:t>
+        <w:t xml:space="preserve">Cifrado de archivos del sistema o indisponibilidad no planificada del servidor (posible </w:t>
+      </w:r>
+      <w:proofErr w:type="spellStart"/>
+      <w:r>
+        <w:rPr>
+          <w:rFonts w:ascii="Georgia" w:eastAsia="Georgia" w:hAnsi="Georgia" w:cs="Georgia"/>
+          <w:color w:val="333333"/>
+          <w:sz w:val="22"/>
+          <w:szCs w:val="22"/>
+        </w:rPr>
+        <w:t>ransomware</w:t>
+      </w:r>
+      <w:proofErr w:type="spellEnd"/>
+      <w:r>
+        <w:rPr>
+          <w:rFonts w:ascii="Georgia" w:eastAsia="Georgia" w:hAnsi="Georgia" w:cs="Georgia"/>
+          <w:color w:val="333333"/>
+          <w:sz w:val="22"/>
+          <w:szCs w:val="22"/>
+        </w:rPr>
+        <w:t>).</w:t>
       </w:r>
     </w:p>
     <w:p>
@@ -4024,7 +4644,47 @@
           <w:sz w:val="22"/>
           <w:szCs w:val="22"/>
         </w:rPr>
-        <w:t>El equipo de TI debe preservar el estado del servidor comprometido (snapshot o imagen de disco) antes de ejecutar cualquier proceso de restauración, y documentar el incidente en el sistema de tickets con el nivel de prioridad correspondiente.</w:t>
+        <w:t>El equipo de TI debe preservar el estado del servidor comprometido (</w:t>
+      </w:r>
+      <w:proofErr w:type="spellStart"/>
+      <w:r>
+        <w:rPr>
+          <w:rFonts w:ascii="Georgia" w:eastAsia="Georgia" w:hAnsi="Georgia" w:cs="Georgia"/>
+          <w:color w:val="333333"/>
+          <w:sz w:val="22"/>
+          <w:szCs w:val="22"/>
+        </w:rPr>
+        <w:t>snapshot</w:t>
+      </w:r>
+      <w:proofErr w:type="spellEnd"/>
+      <w:r>
+        <w:rPr>
+          <w:rFonts w:ascii="Georgia" w:eastAsia="Georgia" w:hAnsi="Georgia" w:cs="Georgia"/>
+          <w:color w:val="333333"/>
+          <w:sz w:val="22"/>
+          <w:szCs w:val="22"/>
+        </w:rPr>
+        <w:t xml:space="preserve"> o imagen de disco) antes de ejecutar cualquier proceso de restauración, y documentar el incidente en el sistema de </w:t>
+      </w:r>
+      <w:proofErr w:type="gramStart"/>
+      <w:r>
+        <w:rPr>
+          <w:rFonts w:ascii="Georgia" w:eastAsia="Georgia" w:hAnsi="Georgia" w:cs="Georgia"/>
+          <w:color w:val="333333"/>
+          <w:sz w:val="22"/>
+          <w:szCs w:val="22"/>
+        </w:rPr>
+        <w:t>tickets</w:t>
+      </w:r>
+      <w:proofErr w:type="gramEnd"/>
+      <w:r>
+        <w:rPr>
+          <w:rFonts w:ascii="Georgia" w:eastAsia="Georgia" w:hAnsi="Georgia" w:cs="Georgia"/>
+          <w:color w:val="333333"/>
+          <w:sz w:val="22"/>
+          <w:szCs w:val="22"/>
+        </w:rPr>
+        <w:t xml:space="preserve"> con el nivel de prioridad correspondiente.</w:t>
       </w:r>
     </w:p>
     <w:p/>
@@ -4371,7 +5031,23 @@
                 <w:rFonts w:ascii="Calibri" w:eastAsia="Calibri" w:hAnsi="Calibri" w:cs="Calibri"/>
                 <w:color w:val="333333"/>
               </w:rPr>
-              <w:t>Cumplir los lineamientos de acceso durante la duración de su contrato; acceso revocado al cierre del mismo.</w:t>
+              <w:t xml:space="preserve">Cumplir los lineamientos de acceso durante la duración de su contrato; acceso revocado al cierre </w:t>
+            </w:r>
+            <w:proofErr w:type="gramStart"/>
+            <w:r>
+              <w:rPr>
+                <w:rFonts w:ascii="Calibri" w:eastAsia="Calibri" w:hAnsi="Calibri" w:cs="Calibri"/>
+                <w:color w:val="333333"/>
+              </w:rPr>
+              <w:t>del mismo</w:t>
+            </w:r>
+            <w:proofErr w:type="gramEnd"/>
+            <w:r>
+              <w:rPr>
+                <w:rFonts w:ascii="Calibri" w:eastAsia="Calibri" w:hAnsi="Calibri" w:cs="Calibri"/>
+                <w:color w:val="333333"/>
+              </w:rPr>
+              <w:t>.</w:t>
             </w:r>
           </w:p>
         </w:tc>
@@ -4468,7 +5144,55 @@
           <w:sz w:val="18"/>
           <w:szCs w:val="18"/>
         </w:rPr>
-        <w:t>© Mauricio Vergara Manjarrés  ·  Versión 1.0  ·  Plantilla 7.1</w:t>
+        <w:t xml:space="preserve">© Mauricio Vergara </w:t>
+      </w:r>
+      <w:proofErr w:type="gramStart"/>
+      <w:r>
+        <w:rPr>
+          <w:rFonts w:ascii="Calibri" w:eastAsia="Calibri" w:hAnsi="Calibri" w:cs="Calibri"/>
+          <w:i/>
+          <w:iCs/>
+          <w:color w:val="666666"/>
+          <w:sz w:val="18"/>
+          <w:szCs w:val="18"/>
+        </w:rPr>
+        <w:t>Manjarrés  ·</w:t>
+      </w:r>
+      <w:proofErr w:type="gramEnd"/>
+      <w:r>
+        <w:rPr>
+          <w:rFonts w:ascii="Calibri" w:eastAsia="Calibri" w:hAnsi="Calibri" w:cs="Calibri"/>
+          <w:i/>
+          <w:iCs/>
+          <w:color w:val="666666"/>
+          <w:sz w:val="18"/>
+          <w:szCs w:val="18"/>
+        </w:rPr>
+        <w:t xml:space="preserve">  Versión </w:t>
+      </w:r>
+      <w:proofErr w:type="gramStart"/>
+      <w:r>
+        <w:rPr>
+          <w:rFonts w:ascii="Calibri" w:eastAsia="Calibri" w:hAnsi="Calibri" w:cs="Calibri"/>
+          <w:i/>
+          <w:iCs/>
+          <w:color w:val="666666"/>
+          <w:sz w:val="18"/>
+          <w:szCs w:val="18"/>
+        </w:rPr>
+        <w:t>1.0  ·</w:t>
+      </w:r>
+      <w:proofErr w:type="gramEnd"/>
+      <w:r>
+        <w:rPr>
+          <w:rFonts w:ascii="Calibri" w:eastAsia="Calibri" w:hAnsi="Calibri" w:cs="Calibri"/>
+          <w:i/>
+          <w:iCs/>
+          <w:color w:val="666666"/>
+          <w:sz w:val="18"/>
+          <w:szCs w:val="18"/>
+        </w:rPr>
+        <w:t xml:space="preserve">  Plantilla 7.1</w:t>
       </w:r>
     </w:p>
     <w:sectPr>
@@ -5118,7 +5842,6 @@
   <w:style w:type="character" w:default="1" w:styleId="Fuentedeprrafopredeter">
     <w:name w:val="Default Paragraph Font"/>
     <w:uiPriority w:val="1"/>
-    <w:semiHidden/>
     <w:unhideWhenUsed/>
   </w:style>
   <w:style w:type="table" w:default="1" w:styleId="Tablanormal">
